--- a/pr-preview/pr-118/chapters/05-interaction.docx
+++ b/pr-preview/pr-118/chapters/05-interaction.docx
@@ -233,7 +233,7 @@
               <w:t xml:space="preserve"> </w:t>
             </w:r>
             <w:r>
-              <w:t xml:space="preserve">sets two or more treatments at once.</w:t>
+              <w:t xml:space="preserve">fixes the values of several treatments simultaneously.</w:t>
             </w:r>
             <w:r>
               <w:t xml:space="preserve"> </w:t>
@@ -270,7 +270,7 @@
               <w:t xml:space="preserve"> </w:t>
             </w:r>
             <w:r>
-              <w:t xml:space="preserve">the</w:t>
+              <w:t xml:space="preserve">an individual’s</w:t>
             </w:r>
             <w:r>
               <w:t xml:space="preserve"> </w:t>
@@ -312,13 +312,7 @@
               <w:t xml:space="preserve"> </w:t>
             </w:r>
             <w:r>
-              <w:t xml:space="preserve">is the outcome that would have been observed</w:t>
-            </w:r>
-            <w:r>
-              <w:t xml:space="preserve"> </w:t>
-            </w:r>
-            <w:r>
-              <w:t xml:space="preserve">had we intervened to set</w:t>
+              <w:t xml:space="preserve">is their outcome in the hypothetical world where</w:t>
             </w:r>
             <w:r>
               <w:t xml:space="preserve"> </w:t>
@@ -332,7 +326,7 @@
               <w:t xml:space="preserve"> </w:t>
             </w:r>
             <w:r>
-              <w:t xml:space="preserve">to</w:t>
+              <w:t xml:space="preserve">is fixed at</w:t>
             </w:r>
             <w:r>
               <w:t xml:space="preserve"> </w:t>
@@ -360,7 +354,7 @@
               <w:t xml:space="preserve"> </w:t>
             </w:r>
             <w:r>
-              <w:t xml:space="preserve">to</w:t>
+              <w:t xml:space="preserve">at</w:t>
             </w:r>
             <w:r>
               <w:t xml:space="preserve"> </w:t>
@@ -1639,6 +1633,26 @@
               <w:t xml:space="preserve"> </w:t>
             </w:r>
             <w:r>
+              <w:t xml:space="preserve">Let</w:t>
+            </w:r>
+            <w:r>
+              <w:t xml:space="preserve"> </w:t>
+            </w:r>
+            <m:oMath>
+              <m:r>
+                <m:t>E</m:t>
+              </m:r>
+            </m:oMath>
+            <w:r>
+              <w:t xml:space="preserve"> </w:t>
+            </w:r>
+            <w:r>
+              <w:t xml:space="preserve">be a dichotomous treatment.</w:t>
+            </w:r>
+            <w:r>
+              <w:t xml:space="preserve"> </w:t>
+            </w:r>
+            <w:r>
               <w:t xml:space="preserve">Treatments</w:t>
             </w:r>
             <w:r>
@@ -1677,7 +1691,7 @@
               <w:t xml:space="preserve"> </w:t>
             </w:r>
             <w:r>
-              <w:t xml:space="preserve">in bringing about an outcome</w:t>
+              <w:t xml:space="preserve">for an outcome</w:t>
             </w:r>
             <w:r>
               <w:t xml:space="preserve"> </w:t>
@@ -1697,7 +1711,7 @@
               <w:t xml:space="preserve"> </w:t>
             </w:r>
             <w:r>
-              <w:t xml:space="preserve">the causal effect of</w:t>
+              <w:t xml:space="preserve">the effect of</w:t>
             </w:r>
             <w:r>
               <w:t xml:space="preserve"> </w:t>
@@ -1725,7 +1739,7 @@
               <w:t xml:space="preserve"> </w:t>
             </w:r>
             <w:r>
-              <w:t xml:space="preserve">under a joint intervention that sets</w:t>
+              <w:t xml:space="preserve">when we also fix</w:t>
             </w:r>
             <w:r>
               <w:t xml:space="preserve"> </w:t>
@@ -1739,13 +1753,13 @@
               <w:t xml:space="preserve"> </w:t>
             </w:r>
             <w:r>
-              <w:t xml:space="preserve">to 1</w:t>
-            </w:r>
-            <w:r>
-              <w:t xml:space="preserve"> </w:t>
-            </w:r>
-            <w:r>
-              <w:t xml:space="preserve">differs from the causal effect of</w:t>
+              <w:t xml:space="preserve">at 1</w:t>
+            </w:r>
+            <w:r>
+              <w:t xml:space="preserve"> </w:t>
+            </w:r>
+            <w:r>
+              <w:t xml:space="preserve">is not the same as the effect of</w:t>
             </w:r>
             <w:r>
               <w:t xml:space="preserve"> </w:t>
@@ -1773,7 +1787,7 @@
               <w:t xml:space="preserve"> </w:t>
             </w:r>
             <w:r>
-              <w:t xml:space="preserve">under a joint intervention that sets</w:t>
+              <w:t xml:space="preserve">when we also fix</w:t>
             </w:r>
             <w:r>
               <w:t xml:space="preserve"> </w:t>
@@ -1787,13 +1801,25 @@
               <w:t xml:space="preserve"> </w:t>
             </w:r>
             <w:r>
-              <w:t xml:space="preserve">to 0.</w:t>
-            </w:r>
-            <w:r>
-              <w:t xml:space="preserve"> </w:t>
-            </w:r>
-            <w:r>
-              <w:t xml:space="preserve">Whether, and how, the two effects differ depends on the effect measure used to compare them.</w:t>
+              <w:t xml:space="preserve">at 0.</w:t>
+            </w:r>
+            <w:r>
+              <w:t xml:space="preserve"> </w:t>
+            </w:r>
+            <w:r>
+              <w:t xml:space="preserve">The definition is completed by choosing an effect measure to compare the two effects,</w:t>
+            </w:r>
+            <w:r>
+              <w:t xml:space="preserve"> </w:t>
+            </w:r>
+            <w:r>
+              <w:t xml:space="preserve">such as the causal risk difference,</w:t>
+            </w:r>
+            <w:r>
+              <w:t xml:space="preserve"> </w:t>
+            </w:r>
+            <w:r>
+              <w:t xml:space="preserve">and whether, and how, the two effects differ can depend on that choice.</w:t>
             </w:r>
           </w:p>
           <w:bookmarkEnd w:id="15"/>
@@ -1905,7 +1931,7 @@
               <w:t xml:space="preserve"> </w:t>
             </w:r>
             <w:r>
-              <w:t xml:space="preserve">and whether you stand in the street dressed or naked (</w:t>
+              <w:t xml:space="preserve">and whether you are clothed or naked while you do it (</w:t>
             </w:r>
             <m:oMath>
               <m:r>
@@ -3099,7 +3125,43 @@
               <w:t xml:space="preserve"> </w:t>
             </w:r>
             <w:r>
-              <w:t xml:space="preserve">With</w:t>
+              <w:t xml:space="preserve">For dichotomous treatments</w:t>
+            </w:r>
+            <w:r>
+              <w:t xml:space="preserve"> </w:t>
+            </w:r>
+            <m:oMath>
+              <m:r>
+                <m:t>A</m:t>
+              </m:r>
+            </m:oMath>
+            <w:r>
+              <w:t xml:space="preserve">,</w:t>
+            </w:r>
+            <w:r>
+              <w:t xml:space="preserve"> </w:t>
+            </w:r>
+            <m:oMath>
+              <m:r>
+                <m:t>E</m:t>
+              </m:r>
+            </m:oMath>
+            <w:r>
+              <w:t xml:space="preserve"> </w:t>
+            </w:r>
+            <w:r>
+              <w:t xml:space="preserve">and outcome</w:t>
+            </w:r>
+            <w:r>
+              <w:t xml:space="preserve"> </w:t>
+            </w:r>
+            <m:oMath>
+              <m:r>
+                <m:t>Y</m:t>
+              </m:r>
+            </m:oMath>
+            <w:r>
+              <w:t xml:space="preserve">, with</w:t>
             </w:r>
             <w:r>
               <w:t xml:space="preserve"> </w:t>
@@ -3120,15 +3182,79 @@
                   </m:r>
                 </m:sub>
               </m:sSub>
-            </m:oMath>
-            <w:r>
-              <w:t xml:space="preserve"> </w:t>
-            </w:r>
-            <w:r>
-              <w:t xml:space="preserve">as in</w:t>
-            </w:r>
-            <w:r>
-              <w:t xml:space="preserve"> </w:t>
+              <m:limUpp>
+                <m:e>
+                  <m:r>
+                    <m:rPr>
+                      <m:sty m:val="p"/>
+                    </m:rPr>
+                    <m:t>=</m:t>
+                  </m:r>
+                </m:e>
+                <m:lim>
+                  <m:r>
+                    <m:rPr>
+                      <m:nor/>
+                      <m:sty m:val="p"/>
+                    </m:rPr>
+                    <m:t>def</m:t>
+                  </m:r>
+                </m:lim>
+              </m:limUpp>
+              <m:r>
+                <m:rPr>
+                  <m:sty m:val="p"/>
+                </m:rPr>
+                <m:t>Pr</m:t>
+              </m:r>
+              <m:r>
+                <m:rPr>
+                  <m:sty m:val="p"/>
+                </m:rPr>
+                <m:t>[</m:t>
+              </m:r>
+              <m:sSup>
+                <m:e>
+                  <m:r>
+                    <m:t>Y</m:t>
+                  </m:r>
+                </m:e>
+                <m:sup>
+                  <m:r>
+                    <m:t>a</m:t>
+                  </m:r>
+                  <m:r>
+                    <m:rPr>
+                      <m:sty m:val="p"/>
+                    </m:rPr>
+                    <m:t>,</m:t>
+                  </m:r>
+                  <m:r>
+                    <m:t>e</m:t>
+                  </m:r>
+                </m:sup>
+              </m:sSup>
+              <m:r>
+                <m:rPr>
+                  <m:sty m:val="p"/>
+                </m:rPr>
+                <m:t>=</m:t>
+              </m:r>
+              <m:r>
+                <m:t>1</m:t>
+              </m:r>
+              <m:r>
+                <m:rPr>
+                  <m:sty m:val="p"/>
+                </m:rPr>
+                <m:t>]</m:t>
+              </m:r>
+            </m:oMath>
+            <w:r>
+              <w:t xml:space="preserve"> </w:t>
+            </w:r>
+            <w:r>
+              <w:t xml:space="preserve">(</w:t>
             </w:r>
             <w:hyperlink w:anchor="def-interaction-additive">
               <w:r>
@@ -3139,7 +3265,7 @@
               </w:r>
             </w:hyperlink>
             <w:r>
-              <w:t xml:space="preserve">,</w:t>
+              <w:t xml:space="preserve">),</w:t>
             </w:r>
             <w:r>
               <w:t xml:space="preserve"> </w:t>
@@ -4472,7 +4598,43 @@
               <w:t xml:space="preserve"> </w:t>
             </w:r>
             <w:r>
-              <w:t xml:space="preserve">With</w:t>
+              <w:t xml:space="preserve">For dichotomous treatments</w:t>
+            </w:r>
+            <w:r>
+              <w:t xml:space="preserve"> </w:t>
+            </w:r>
+            <m:oMath>
+              <m:r>
+                <m:t>A</m:t>
+              </m:r>
+            </m:oMath>
+            <w:r>
+              <w:t xml:space="preserve">,</w:t>
+            </w:r>
+            <w:r>
+              <w:t xml:space="preserve"> </w:t>
+            </w:r>
+            <m:oMath>
+              <m:r>
+                <m:t>E</m:t>
+              </m:r>
+            </m:oMath>
+            <w:r>
+              <w:t xml:space="preserve"> </w:t>
+            </w:r>
+            <w:r>
+              <w:t xml:space="preserve">and outcome</w:t>
+            </w:r>
+            <w:r>
+              <w:t xml:space="preserve"> </w:t>
+            </w:r>
+            <m:oMath>
+              <m:r>
+                <m:t>Y</m:t>
+              </m:r>
+            </m:oMath>
+            <w:r>
+              <w:t xml:space="preserve">, with</w:t>
             </w:r>
             <w:r>
               <w:t xml:space="preserve"> </w:t>
@@ -4493,15 +4655,79 @@
                   </m:r>
                 </m:sub>
               </m:sSub>
-            </m:oMath>
-            <w:r>
-              <w:t xml:space="preserve"> </w:t>
-            </w:r>
-            <w:r>
-              <w:t xml:space="preserve">as in</w:t>
-            </w:r>
-            <w:r>
-              <w:t xml:space="preserve"> </w:t>
+              <m:limUpp>
+                <m:e>
+                  <m:r>
+                    <m:rPr>
+                      <m:sty m:val="p"/>
+                    </m:rPr>
+                    <m:t>=</m:t>
+                  </m:r>
+                </m:e>
+                <m:lim>
+                  <m:r>
+                    <m:rPr>
+                      <m:nor/>
+                      <m:sty m:val="p"/>
+                    </m:rPr>
+                    <m:t>def</m:t>
+                  </m:r>
+                </m:lim>
+              </m:limUpp>
+              <m:r>
+                <m:rPr>
+                  <m:sty m:val="p"/>
+                </m:rPr>
+                <m:t>Pr</m:t>
+              </m:r>
+              <m:r>
+                <m:rPr>
+                  <m:sty m:val="p"/>
+                </m:rPr>
+                <m:t>[</m:t>
+              </m:r>
+              <m:sSup>
+                <m:e>
+                  <m:r>
+                    <m:t>Y</m:t>
+                  </m:r>
+                </m:e>
+                <m:sup>
+                  <m:r>
+                    <m:t>a</m:t>
+                  </m:r>
+                  <m:r>
+                    <m:rPr>
+                      <m:sty m:val="p"/>
+                    </m:rPr>
+                    <m:t>,</m:t>
+                  </m:r>
+                  <m:r>
+                    <m:t>e</m:t>
+                  </m:r>
+                </m:sup>
+              </m:sSup>
+              <m:r>
+                <m:rPr>
+                  <m:sty m:val="p"/>
+                </m:rPr>
+                <m:t>=</m:t>
+              </m:r>
+              <m:r>
+                <m:t>1</m:t>
+              </m:r>
+              <m:r>
+                <m:rPr>
+                  <m:sty m:val="p"/>
+                </m:rPr>
+                <m:t>]</m:t>
+              </m:r>
+            </m:oMath>
+            <w:r>
+              <w:t xml:space="preserve"> </w:t>
+            </w:r>
+            <w:r>
+              <w:t xml:space="preserve">(</w:t>
             </w:r>
             <w:hyperlink w:anchor="def-interaction-additive">
               <w:r>
@@ -4512,7 +4738,7 @@
               </w:r>
             </w:hyperlink>
             <w:r>
-              <w:t xml:space="preserve">,</w:t>
+              <w:t xml:space="preserve">),</w:t>
             </w:r>
             <w:r>
               <w:t xml:space="preserve"> </w:t>
@@ -5311,7 +5537,43 @@
               <w:t xml:space="preserve"> </w:t>
             </w:r>
             <w:r>
-              <w:t xml:space="preserve">With</w:t>
+              <w:t xml:space="preserve">For dichotomous treatments</w:t>
+            </w:r>
+            <w:r>
+              <w:t xml:space="preserve"> </w:t>
+            </w:r>
+            <m:oMath>
+              <m:r>
+                <m:t>A</m:t>
+              </m:r>
+            </m:oMath>
+            <w:r>
+              <w:t xml:space="preserve">,</w:t>
+            </w:r>
+            <w:r>
+              <w:t xml:space="preserve"> </w:t>
+            </w:r>
+            <m:oMath>
+              <m:r>
+                <m:t>E</m:t>
+              </m:r>
+            </m:oMath>
+            <w:r>
+              <w:t xml:space="preserve"> </w:t>
+            </w:r>
+            <w:r>
+              <w:t xml:space="preserve">and outcome</w:t>
+            </w:r>
+            <w:r>
+              <w:t xml:space="preserve"> </w:t>
+            </w:r>
+            <m:oMath>
+              <m:r>
+                <m:t>Y</m:t>
+              </m:r>
+            </m:oMath>
+            <w:r>
+              <w:t xml:space="preserve">, with</w:t>
             </w:r>
             <w:r>
               <w:t xml:space="preserve"> </w:t>
@@ -5332,15 +5594,79 @@
                   </m:r>
                 </m:sub>
               </m:sSub>
-            </m:oMath>
-            <w:r>
-              <w:t xml:space="preserve"> </w:t>
-            </w:r>
-            <w:r>
-              <w:t xml:space="preserve">as in</w:t>
-            </w:r>
-            <w:r>
-              <w:t xml:space="preserve"> </w:t>
+              <m:limUpp>
+                <m:e>
+                  <m:r>
+                    <m:rPr>
+                      <m:sty m:val="p"/>
+                    </m:rPr>
+                    <m:t>=</m:t>
+                  </m:r>
+                </m:e>
+                <m:lim>
+                  <m:r>
+                    <m:rPr>
+                      <m:nor/>
+                      <m:sty m:val="p"/>
+                    </m:rPr>
+                    <m:t>def</m:t>
+                  </m:r>
+                </m:lim>
+              </m:limUpp>
+              <m:r>
+                <m:rPr>
+                  <m:sty m:val="p"/>
+                </m:rPr>
+                <m:t>Pr</m:t>
+              </m:r>
+              <m:r>
+                <m:rPr>
+                  <m:sty m:val="p"/>
+                </m:rPr>
+                <m:t>[</m:t>
+              </m:r>
+              <m:sSup>
+                <m:e>
+                  <m:r>
+                    <m:t>Y</m:t>
+                  </m:r>
+                </m:e>
+                <m:sup>
+                  <m:r>
+                    <m:t>a</m:t>
+                  </m:r>
+                  <m:r>
+                    <m:rPr>
+                      <m:sty m:val="p"/>
+                    </m:rPr>
+                    <m:t>,</m:t>
+                  </m:r>
+                  <m:r>
+                    <m:t>e</m:t>
+                  </m:r>
+                </m:sup>
+              </m:sSup>
+              <m:r>
+                <m:rPr>
+                  <m:sty m:val="p"/>
+                </m:rPr>
+                <m:t>=</m:t>
+              </m:r>
+              <m:r>
+                <m:t>1</m:t>
+              </m:r>
+              <m:r>
+                <m:rPr>
+                  <m:sty m:val="p"/>
+                </m:rPr>
+                <m:t>]</m:t>
+              </m:r>
+            </m:oMath>
+            <w:r>
+              <w:t xml:space="preserve"> </w:t>
+            </w:r>
+            <w:r>
+              <w:t xml:space="preserve">(</w:t>
             </w:r>
             <w:hyperlink w:anchor="def-interaction-additive">
               <w:r>
@@ -5351,7 +5677,7 @@
               </w:r>
             </w:hyperlink>
             <w:r>
-              <w:t xml:space="preserve">,</w:t>
+              <w:t xml:space="preserve">),</w:t>
             </w:r>
             <w:r>
               <w:t xml:space="preserve"> </w:t>
@@ -6147,7 +6473,43 @@
               <w:t xml:space="preserve"> </w:t>
             </w:r>
             <w:r>
-              <w:t xml:space="preserve">With</w:t>
+              <w:t xml:space="preserve">For dichotomous treatments</w:t>
+            </w:r>
+            <w:r>
+              <w:t xml:space="preserve"> </w:t>
+            </w:r>
+            <m:oMath>
+              <m:r>
+                <m:t>A</m:t>
+              </m:r>
+            </m:oMath>
+            <w:r>
+              <w:t xml:space="preserve">,</w:t>
+            </w:r>
+            <w:r>
+              <w:t xml:space="preserve"> </w:t>
+            </w:r>
+            <m:oMath>
+              <m:r>
+                <m:t>E</m:t>
+              </m:r>
+            </m:oMath>
+            <w:r>
+              <w:t xml:space="preserve"> </w:t>
+            </w:r>
+            <w:r>
+              <w:t xml:space="preserve">and outcome</w:t>
+            </w:r>
+            <w:r>
+              <w:t xml:space="preserve"> </w:t>
+            </w:r>
+            <m:oMath>
+              <m:r>
+                <m:t>Y</m:t>
+              </m:r>
+            </m:oMath>
+            <w:r>
+              <w:t xml:space="preserve">, with</w:t>
             </w:r>
             <w:r>
               <w:t xml:space="preserve"> </w:t>
@@ -6168,15 +6530,79 @@
                   </m:r>
                 </m:sub>
               </m:sSub>
-            </m:oMath>
-            <w:r>
-              <w:t xml:space="preserve"> </w:t>
-            </w:r>
-            <w:r>
-              <w:t xml:space="preserve">as in</w:t>
-            </w:r>
-            <w:r>
-              <w:t xml:space="preserve"> </w:t>
+              <m:limUpp>
+                <m:e>
+                  <m:r>
+                    <m:rPr>
+                      <m:sty m:val="p"/>
+                    </m:rPr>
+                    <m:t>=</m:t>
+                  </m:r>
+                </m:e>
+                <m:lim>
+                  <m:r>
+                    <m:rPr>
+                      <m:nor/>
+                      <m:sty m:val="p"/>
+                    </m:rPr>
+                    <m:t>def</m:t>
+                  </m:r>
+                </m:lim>
+              </m:limUpp>
+              <m:r>
+                <m:rPr>
+                  <m:sty m:val="p"/>
+                </m:rPr>
+                <m:t>Pr</m:t>
+              </m:r>
+              <m:r>
+                <m:rPr>
+                  <m:sty m:val="p"/>
+                </m:rPr>
+                <m:t>[</m:t>
+              </m:r>
+              <m:sSup>
+                <m:e>
+                  <m:r>
+                    <m:t>Y</m:t>
+                  </m:r>
+                </m:e>
+                <m:sup>
+                  <m:r>
+                    <m:t>a</m:t>
+                  </m:r>
+                  <m:r>
+                    <m:rPr>
+                      <m:sty m:val="p"/>
+                    </m:rPr>
+                    <m:t>,</m:t>
+                  </m:r>
+                  <m:r>
+                    <m:t>e</m:t>
+                  </m:r>
+                </m:sup>
+              </m:sSup>
+              <m:r>
+                <m:rPr>
+                  <m:sty m:val="p"/>
+                </m:rPr>
+                <m:t>=</m:t>
+              </m:r>
+              <m:r>
+                <m:t>1</m:t>
+              </m:r>
+              <m:r>
+                <m:rPr>
+                  <m:sty m:val="p"/>
+                </m:rPr>
+                <m:t>]</m:t>
+              </m:r>
+            </m:oMath>
+            <w:r>
+              <w:t xml:space="preserve"> </w:t>
+            </w:r>
+            <w:r>
+              <w:t xml:space="preserve">(</w:t>
             </w:r>
             <w:hyperlink w:anchor="def-interaction-additive">
               <w:r>
@@ -6187,10 +6613,7 @@
               </w:r>
             </w:hyperlink>
             <w:r>
-              <w:t xml:space="preserve"> </w:t>
-            </w:r>
-            <w:r>
-              <w:t xml:space="preserve">and</w:t>
+              <w:t xml:space="preserve">) and</w:t>
             </w:r>
             <w:r>
               <w:t xml:space="preserve"> </w:t>
@@ -10039,7 +10462,7 @@
               <w:t xml:space="preserve"> </w:t>
             </w:r>
             <w:r>
-              <w:t xml:space="preserve">Part III of the book shows that they are not necessary when the two treatments occur at different times</w:t>
+              <w:t xml:space="preserve">Part III of the book shows that they are not required once the two treatments are assigned at different times</w:t>
             </w:r>
             <w:r>
               <w:t xml:space="preserve"> </w:t>
@@ -12184,7 +12607,71 @@
               <w:t xml:space="preserve"> </w:t>
             </w:r>
             <w:r>
-              <w:t xml:space="preserve">but not for</w:t>
+              <w:t xml:space="preserve">within levels of</w:t>
+            </w:r>
+            <w:r>
+              <w:t xml:space="preserve"> </w:t>
+            </w:r>
+            <m:oMath>
+              <m:r>
+                <m:t>E</m:t>
+              </m:r>
+            </m:oMath>
+            <w:r>
+              <w:t xml:space="preserve"> </w:t>
+            </w:r>
+            <w:r>
+              <w:t xml:space="preserve">(</w:t>
+            </w:r>
+            <m:oMath>
+              <m:sSup>
+                <m:e>
+                  <m:r>
+                    <m:t>Y</m:t>
+                  </m:r>
+                </m:e>
+                <m:sup>
+                  <m:r>
+                    <m:t>a</m:t>
+                  </m:r>
+                </m:sup>
+              </m:sSup>
+              <m:r>
+                <m:rPr>
+                  <m:sty m:val="p"/>
+                </m:rPr>
+                <m:t>⟂</m:t>
+              </m:r>
+              <m:r>
+                <m:t>​</m:t>
+              </m:r>
+              <m:r>
+                <m:t>​</m:t>
+              </m:r>
+              <m:r>
+                <m:t>​</m:t>
+              </m:r>
+              <m:r>
+                <m:rPr>
+                  <m:sty m:val="p"/>
+                </m:rPr>
+                <m:t>⟂</m:t>
+              </m:r>
+              <m:r>
+                <m:t>A</m:t>
+              </m:r>
+              <m:r>
+                <m:rPr>
+                  <m:sty m:val="p"/>
+                </m:rPr>
+                <m:t>∣</m:t>
+              </m:r>
+              <m:r>
+                <m:t>E</m:t>
+              </m:r>
+            </m:oMath>
+            <w:r>
+              <w:t xml:space="preserve">, with positivity in each stratum) but no identifying assumptions for</w:t>
             </w:r>
             <w:r>
               <w:t xml:space="preserve"> </w:t>
@@ -12699,13 +13186,13 @@
         <w:t xml:space="preserve"> </w:t>
       </w:r>
       <w:r>
-        <w:t xml:space="preserve">is logically possible but probably rare,</w:t>
+        <w:t xml:space="preserve">can happen in principle but is presumably uncommon,</w:t>
       </w:r>
       <w:r>
         <w:t xml:space="preserve"> </w:t>
       </w:r>
       <w:r>
-        <w:t xml:space="preserve">because it requires dual effects of</w:t>
+        <w:t xml:space="preserve">since it needs</w:t>
       </w:r>
       <w:r>
         <w:t xml:space="preserve"> </w:t>
@@ -12719,7 +13206,7 @@
         <w:t xml:space="preserve"> </w:t>
       </w:r>
       <w:r>
-        <w:t xml:space="preserve">and exact cancellations</w:t>
+        <w:t xml:space="preserve">to act in opposite directions with effects that cancel exactly</w:t>
       </w:r>
       <w:r>
         <w:t xml:space="preserve"> </w:t>
@@ -17115,7 +17602,7 @@
               </w:numPr>
             </w:pPr>
             <w:r>
-              <w:t xml:space="preserve">those who develop the outcome under only</w:t>
+              <w:t xml:space="preserve">outcome under exactly</w:t>
             </w:r>
             <w:r>
               <w:t xml:space="preserve"> </w:t>
@@ -17131,7 +17618,7 @@
               <w:t xml:space="preserve"> </w:t>
             </w:r>
             <w:r>
-              <w:t xml:space="preserve">of the four joint treatments: types 8, 12, 14, 15;</w:t>
+              <w:t xml:space="preserve">of the four joint interventions: types 8, 12, 14, 15;</w:t>
             </w:r>
           </w:p>
           <w:p>
@@ -17143,7 +17630,7 @@
               </w:numPr>
             </w:pPr>
             <w:r>
-              <w:t xml:space="preserve">those who develop the outcome under</w:t>
+              <w:t xml:space="preserve">outcome under exactly</w:t>
             </w:r>
             <w:r>
               <w:t xml:space="preserve"> </w:t>
@@ -17159,7 +17646,7 @@
               <w:t xml:space="preserve"> </w:t>
             </w:r>
             <w:r>
-              <w:t xml:space="preserve">joint treatments,</w:t>
+              <w:t xml:space="preserve">joint interventions,</w:t>
             </w:r>
             <w:r>
               <w:t xml:space="preserve"> </w:t>
@@ -17177,7 +17664,7 @@
               </w:numPr>
             </w:pPr>
             <w:r>
-              <w:t xml:space="preserve">those who develop the outcome under</w:t>
+              <w:t xml:space="preserve">outcome under exactly</w:t>
             </w:r>
             <w:r>
               <w:t xml:space="preserve"> </w:t>
@@ -17193,7 +17680,7 @@
               <w:t xml:space="preserve"> </w:t>
             </w:r>
             <w:r>
-              <w:t xml:space="preserve">of the four joint treatments: types 2, 3, 5, 9.</w:t>
+              <w:t xml:space="preserve">of them: types 2, 3, 5, 9.</w:t>
             </w:r>
           </w:p>
           <w:p>
@@ -17574,6 +18061,137 @@
               <w:t xml:space="preserve"> </w:t>
             </w:r>
             <w:r>
+              <w:t xml:space="preserve">let</w:t>
+            </w:r>
+            <w:r>
+              <w:t xml:space="preserve"> </w:t>
+            </w:r>
+            <m:oMath>
+              <m:sSub>
+                <m:e>
+                  <m:r>
+                    <m:t>p</m:t>
+                  </m:r>
+                </m:e>
+                <m:sub>
+                  <m:r>
+                    <m:t>a</m:t>
+                  </m:r>
+                  <m:r>
+                    <m:t>e</m:t>
+                  </m:r>
+                </m:sub>
+              </m:sSub>
+              <m:limUpp>
+                <m:e>
+                  <m:r>
+                    <m:rPr>
+                      <m:sty m:val="p"/>
+                    </m:rPr>
+                    <m:t>=</m:t>
+                  </m:r>
+                </m:e>
+                <m:lim>
+                  <m:r>
+                    <m:rPr>
+                      <m:nor/>
+                      <m:sty m:val="p"/>
+                    </m:rPr>
+                    <m:t>def</m:t>
+                  </m:r>
+                </m:lim>
+              </m:limUpp>
+              <m:r>
+                <m:rPr>
+                  <m:sty m:val="p"/>
+                </m:rPr>
+                <m:t>Pr</m:t>
+              </m:r>
+              <m:r>
+                <m:rPr>
+                  <m:sty m:val="p"/>
+                </m:rPr>
+                <m:t>[</m:t>
+              </m:r>
+              <m:sSup>
+                <m:e>
+                  <m:r>
+                    <m:t>Y</m:t>
+                  </m:r>
+                </m:e>
+                <m:sup>
+                  <m:r>
+                    <m:t>a</m:t>
+                  </m:r>
+                  <m:r>
+                    <m:rPr>
+                      <m:sty m:val="p"/>
+                    </m:rPr>
+                    <m:t>,</m:t>
+                  </m:r>
+                  <m:r>
+                    <m:t>e</m:t>
+                  </m:r>
+                </m:sup>
+              </m:sSup>
+              <m:r>
+                <m:rPr>
+                  <m:sty m:val="p"/>
+                </m:rPr>
+                <m:t>=</m:t>
+              </m:r>
+              <m:r>
+                <m:t>1</m:t>
+              </m:r>
+              <m:r>
+                <m:rPr>
+                  <m:sty m:val="p"/>
+                </m:rPr>
+                <m:t>]</m:t>
+              </m:r>
+            </m:oMath>
+            <w:r>
+              <w:t xml:space="preserve"> </w:t>
+            </w:r>
+            <w:r>
+              <w:t xml:space="preserve">be the population risk under the joint intervention</w:t>
+            </w:r>
+            <w:r>
+              <w:t xml:space="preserve"> </w:t>
+            </w:r>
+            <m:oMath>
+              <m:r>
+                <m:rPr>
+                  <m:sty m:val="p"/>
+                </m:rPr>
+                <m:t>(</m:t>
+              </m:r>
+              <m:r>
+                <m:t>a</m:t>
+              </m:r>
+              <m:r>
+                <m:rPr>
+                  <m:sty m:val="p"/>
+                </m:rPr>
+                <m:t>,</m:t>
+              </m:r>
+              <m:r>
+                <m:t>e</m:t>
+              </m:r>
+              <m:r>
+                <m:rPr>
+                  <m:sty m:val="p"/>
+                </m:rPr>
+                <m:t>)</m:t>
+              </m:r>
+            </m:oMath>
+            <w:r>
+              <w:t xml:space="preserve">,</w:t>
+            </w:r>
+            <w:r>
+              <w:t xml:space="preserve"> </w:t>
+            </w:r>
+            <w:r>
               <w:t xml:space="preserve">and let</w:t>
             </w:r>
             <w:r>
@@ -20574,15 +21192,79 @@
                   </m:r>
                 </m:sub>
               </m:sSub>
-            </m:oMath>
-            <w:r>
-              <w:t xml:space="preserve"> </w:t>
-            </w:r>
-            <w:r>
-              <w:t xml:space="preserve">as in</w:t>
-            </w:r>
-            <w:r>
-              <w:t xml:space="preserve"> </w:t>
+              <m:limUpp>
+                <m:e>
+                  <m:r>
+                    <m:rPr>
+                      <m:sty m:val="p"/>
+                    </m:rPr>
+                    <m:t>=</m:t>
+                  </m:r>
+                </m:e>
+                <m:lim>
+                  <m:r>
+                    <m:rPr>
+                      <m:nor/>
+                      <m:sty m:val="p"/>
+                    </m:rPr>
+                    <m:t>def</m:t>
+                  </m:r>
+                </m:lim>
+              </m:limUpp>
+              <m:r>
+                <m:rPr>
+                  <m:sty m:val="p"/>
+                </m:rPr>
+                <m:t>Pr</m:t>
+              </m:r>
+              <m:r>
+                <m:rPr>
+                  <m:sty m:val="p"/>
+                </m:rPr>
+                <m:t>[</m:t>
+              </m:r>
+              <m:sSup>
+                <m:e>
+                  <m:r>
+                    <m:t>Y</m:t>
+                  </m:r>
+                </m:e>
+                <m:sup>
+                  <m:r>
+                    <m:t>a</m:t>
+                  </m:r>
+                  <m:r>
+                    <m:rPr>
+                      <m:sty m:val="p"/>
+                    </m:rPr>
+                    <m:t>,</m:t>
+                  </m:r>
+                  <m:r>
+                    <m:t>e</m:t>
+                  </m:r>
+                </m:sup>
+              </m:sSup>
+              <m:r>
+                <m:rPr>
+                  <m:sty m:val="p"/>
+                </m:rPr>
+                <m:t>=</m:t>
+              </m:r>
+              <m:r>
+                <m:t>1</m:t>
+              </m:r>
+              <m:r>
+                <m:rPr>
+                  <m:sty m:val="p"/>
+                </m:rPr>
+                <m:t>]</m:t>
+              </m:r>
+            </m:oMath>
+            <w:r>
+              <w:t xml:space="preserve"> </w:t>
+            </w:r>
+            <w:r>
+              <w:t xml:space="preserve">(</w:t>
             </w:r>
             <w:hyperlink w:anchor="def-interaction-additive">
               <w:r>
@@ -20593,7 +21275,7 @@
               </w:r>
             </w:hyperlink>
             <w:r>
-              <w:t xml:space="preserve">.</w:t>
+              <w:t xml:space="preserve">).</w:t>
             </w:r>
           </w:p>
           <w:p>
@@ -23211,7 +23893,7 @@
               <w:t xml:space="preserve"> </w:t>
             </w:r>
             <w:r>
-              <w:t xml:space="preserve">suppose a transplant kills only individuals who are allergic to anesthesia.</w:t>
+              <w:t xml:space="preserve">suppose the only way a transplant can cause death is through allergy to anesthesia.</w:t>
             </w:r>
             <w:r>
               <w:t xml:space="preserve"> </w:t>
@@ -23333,7 +24015,7 @@
               <w:t xml:space="preserve"> </w:t>
             </w:r>
             <w:r>
-              <w:t xml:space="preserve">of an outcome is a set of conditions,</w:t>
+              <w:t xml:space="preserve">of an outcome is a collection of conditions,</w:t>
             </w:r>
             <w:r>
               <w:t xml:space="preserve"> </w:t>
@@ -23345,7 +24027,7 @@
               <w:t xml:space="preserve"> </w:t>
             </w:r>
             <w:r>
-              <w:t xml:space="preserve">whose joint presence inevitably produces the outcome.</w:t>
+              <w:t xml:space="preserve">such that anyone meeting all of them develops the outcome.</w:t>
             </w:r>
             <w:r>
               <w:t xml:space="preserve"> </w:t>
@@ -23504,7 +24186,7 @@
               <w:t xml:space="preserve"> </w:t>
             </w:r>
             <w:r>
-              <w:t xml:space="preserve">Suppose also that not receiving a transplant kills only those with an ejection fraction below 20% (</w:t>
+              <w:t xml:space="preserve">Suppose also that the only way going without a transplant can cause death is through an ejection fraction below 20% (</w:t>
             </w:r>
             <m:oMath>
               <m:sSub>
@@ -23536,7 +24218,7 @@
               <w:t xml:space="preserve"> </w:t>
             </w:r>
             <w:r>
-              <w:t xml:space="preserve">and that pancreatic cancer at study start (</w:t>
+              <w:t xml:space="preserve">and that, apart from these two routes, the only cause of death is pancreatic cancer at study start (</w:t>
             </w:r>
             <m:oMath>
               <m:sSub>
@@ -23562,7 +24244,7 @@
               </m:r>
             </m:oMath>
             <w:r>
-              <w:t xml:space="preserve">) kills whatever the treatment.</w:t>
+              <w:t xml:space="preserve">), which kills whatever the treatment.</w:t>
             </w:r>
             <w:r>
               <w:t xml:space="preserve"> </w:t>
@@ -27687,19 +28369,19 @@
               <w:t xml:space="preserve"> </w:t>
             </w:r>
             <w:r>
-              <w:t xml:space="preserve">are absent.</w:t>
-            </w:r>
-            <w:r>
-              <w:t xml:space="preserve"> </w:t>
-            </w:r>
-            <w:r>
-              <w:t xml:space="preserve">If they were present,</w:t>
-            </w:r>
-            <w:r>
-              <w:t xml:space="preserve"> </w:t>
-            </w:r>
-            <w:r>
-              <w:t xml:space="preserve">some individuals (e.g., those with</w:t>
+              <w:t xml:space="preserve">are absent,</w:t>
+            </w:r>
+            <w:r>
+              <w:t xml:space="preserve"> </w:t>
+            </w:r>
+            <w:r>
+              <w:t xml:space="preserve">in the sense that none of them is ever anyone’s only route to death.</w:t>
+            </w:r>
+            <w:r>
+              <w:t xml:space="preserve"> </w:t>
+            </w:r>
+            <w:r>
+              <w:t xml:space="preserve">If one were, the individuals completing it (e.g., those whose only background factor is</w:t>
             </w:r>
             <w:r>
               <w:t xml:space="preserve"> </w:t>
@@ -27728,7 +28410,13 @@
               </m:r>
             </m:oMath>
             <w:r>
-              <w:t xml:space="preserve">) would be killed by vitamins,</w:t>
+              <w:t xml:space="preserve">)</w:t>
+            </w:r>
+            <w:r>
+              <w:t xml:space="preserve"> </w:t>
+            </w:r>
+            <w:r>
+              <w:t xml:space="preserve">would be killed by vitamins,</w:t>
             </w:r>
             <w:r>
               <w:t xml:space="preserve"> </w:t>
@@ -30613,7 +31301,7 @@
               <w:t xml:space="preserve"> </w:t>
             </w:r>
             <w:r>
-              <w:t xml:space="preserve">indicate a deleterious mutation in each of the two alleles of a gene that produces an essential protein</w:t>
+              <w:t xml:space="preserve">indicate a harmful mutation in each of the two copies of a gene needed to make a vital protein</w:t>
             </w:r>
             <w:r>
               <w:t xml:space="preserve"> </w:t>
@@ -30729,7 +31417,7 @@
               <w:t xml:space="preserve"> </w:t>
             </w:r>
             <w:r>
-              <w:t xml:space="preserve">yet the alleles arguably do not physically act on each other.</w:t>
+              <w:t xml:space="preserve">yet the two copies need not act on each other in any physical sense.</w:t>
             </w:r>
           </w:p>
           <w:bookmarkEnd w:id="110"/>
@@ -30985,22 +31673,28 @@
         <w:pStyle w:val="BodyText"/>
       </w:pPr>
       <w:r>
-        <w:t xml:space="preserve">The sufficient-component-cause model starts from an outcome and looks for the events that could have produced it;</w:t>
+        <w:t xml:space="preserve">The two models look in opposite directions</w:t>
       </w:r>
       <w:r>
         <w:t xml:space="preserve"> </w:t>
       </w:r>
       <w:r>
-        <w:t xml:space="preserve">the counterfactual model starts from one factor and looks at what changing that factor would do to the outcome</w:t>
+        <w:t xml:space="preserve">(Hernán and Robins 2020, 71)</w:t>
+      </w:r>
+      <w:r>
+        <w:t xml:space="preserve">:</w:t>
       </w:r>
       <w:r>
         <w:t xml:space="preserve"> </w:t>
       </w:r>
       <w:r>
-        <w:t xml:space="preserve">(Hernán and Robins 2020, 71)</w:t>
-      </w:r>
-      <w:r>
-        <w:t xml:space="preserve">.</w:t>
+        <w:t xml:space="preserve">sufficient-component causes trace an effect back to its possible causes,</w:t>
+      </w:r>
+      <w:r>
+        <w:t xml:space="preserve"> </w:t>
+      </w:r>
+      <w:r>
+        <w:t xml:space="preserve">and counterfactuals trace a cause forward to its possible effects.</w:t>
       </w:r>
       <w:r>
         <w:t xml:space="preserve"> </w:t>
@@ -31117,7 +31811,7 @@
         <w:t xml:space="preserve"> </w:t>
       </w:r>
       <w:r>
-        <w:t xml:space="preserve">A counterfactual framework of causation was already hinted at by Hume (1748).</w:t>
+        <w:t xml:space="preserve">Hume (1748) already anticipated a counterfactual account of causation.</w:t>
       </w:r>
     </w:p>
     <w:p>
@@ -31721,13 +32415,13 @@
               <w:t xml:space="preserve"> </w:t>
             </w:r>
             <w:r>
-              <w:t xml:space="preserve">Had either treatment been withheld, he would not have been a case.</w:t>
-            </w:r>
-            <w:r>
-              <w:t xml:space="preserve"> </w:t>
-            </w:r>
-            <w:r>
-              <w:t xml:space="preserve">So Zeus is among the cases prevented by setting</w:t>
+              <w:t xml:space="preserve">Withholding either treatment alone would have averted his death.</w:t>
+            </w:r>
+            <w:r>
+              <w:t xml:space="preserve"> </w:t>
+            </w:r>
+            <w:r>
+              <w:t xml:space="preserve">He therefore belongs both to the cases averted by setting</w:t>
             </w:r>
             <w:r>
               <w:t xml:space="preserve"> </w:t>
@@ -31767,7 +32461,7 @@
               <w:t xml:space="preserve"> </w:t>
             </w:r>
             <w:r>
-              <w:t xml:space="preserve">and among those prevented by setting</w:t>
+              <w:t xml:space="preserve">and to those averted by setting</w:t>
             </w:r>
             <w:r>
               <w:t xml:space="preserve"> </w:t>
@@ -31878,7 +32572,7 @@
               <w:t xml:space="preserve"> </w:t>
             </w:r>
             <w:r>
-              <w:t xml:space="preserve">Intellectual disability due to phenylketonuria occurs in genetically susceptible individuals who eat certain foods.</w:t>
+              <w:t xml:space="preserve">Intellectual disability due to phenylketonuria occurs only in people who carry a genetic susceptibility and whose diet includes certain foods.</w:t>
             </w:r>
             <w:r>
               <w:t xml:space="preserve"> </w:t>
@@ -32353,7 +33047,7 @@
               <w:t xml:space="preserve"> </w:t>
             </w:r>
             <w:r>
-              <w:t xml:space="preserve">So under monotonicity, a sufficient cause containing</w:t>
+              <w:t xml:space="preserve">So under monotonicity, whoever completes a sufficient cause containing</w:t>
             </w:r>
             <w:r>
               <w:t xml:space="preserve"> </w:t>
@@ -32376,13 +33070,98 @@
               <w:t xml:space="preserve"> </w:t>
             </w:r>
             <w:r>
-              <w:t xml:space="preserve">never makes the difference to anyone’s outcome,</w:t>
-            </w:r>
-            <w:r>
-              <w:t xml:space="preserve"> </w:t>
-            </w:r>
-            <w:r>
-              <w:t xml:space="preserve">and the same argument applies to</w:t>
+              <w:t xml:space="preserve">under</w:t>
+            </w:r>
+            <w:r>
+              <w:t xml:space="preserve"> </w:t>
+            </w:r>
+            <m:oMath>
+              <m:r>
+                <m:rPr>
+                  <m:sty m:val="p"/>
+                </m:rPr>
+                <m:t>(</m:t>
+              </m:r>
+              <m:r>
+                <m:t>a</m:t>
+              </m:r>
+              <m:r>
+                <m:rPr>
+                  <m:sty m:val="p"/>
+                </m:rPr>
+                <m:t>=</m:t>
+              </m:r>
+              <m:r>
+                <m:t>0</m:t>
+              </m:r>
+              <m:r>
+                <m:rPr>
+                  <m:sty m:val="p"/>
+                </m:rPr>
+                <m:t>,</m:t>
+              </m:r>
+              <m:r>
+                <m:t>e</m:t>
+              </m:r>
+              <m:r>
+                <m:rPr>
+                  <m:sty m:val="p"/>
+                </m:rPr>
+                <m:t>)</m:t>
+              </m:r>
+            </m:oMath>
+            <w:r>
+              <w:t xml:space="preserve"> </w:t>
+            </w:r>
+            <w:r>
+              <w:t xml:space="preserve">also develops the outcome under</w:t>
+            </w:r>
+            <w:r>
+              <w:t xml:space="preserve"> </w:t>
+            </w:r>
+            <m:oMath>
+              <m:r>
+                <m:rPr>
+                  <m:sty m:val="p"/>
+                </m:rPr>
+                <m:t>(</m:t>
+              </m:r>
+              <m:r>
+                <m:t>a</m:t>
+              </m:r>
+              <m:r>
+                <m:rPr>
+                  <m:sty m:val="p"/>
+                </m:rPr>
+                <m:t>=</m:t>
+              </m:r>
+              <m:r>
+                <m:t>1</m:t>
+              </m:r>
+              <m:r>
+                <m:rPr>
+                  <m:sty m:val="p"/>
+                </m:rPr>
+                <m:t>,</m:t>
+              </m:r>
+              <m:r>
+                <m:t>e</m:t>
+              </m:r>
+              <m:r>
+                <m:rPr>
+                  <m:sty m:val="p"/>
+                </m:rPr>
+                <m:t>)</m:t>
+              </m:r>
+            </m:oMath>
+            <w:r>
+              <w:t xml:space="preserve">, through some other sufficient cause.</w:t>
+            </w:r>
+            <w:r>
+              <w:t xml:space="preserve"> </w:t>
+            </w:r>
+            <w:r>
+              <w:t xml:space="preserve">The same argument applies to</w:t>
             </w:r>
             <w:r>
               <w:t xml:space="preserve"> </w:t>
@@ -32408,7 +33187,7 @@
               <w:t xml:space="preserve"> </w:t>
             </w:r>
             <w:r>
-              <w:t xml:space="preserve">In this sense, monotonicity rules out the sufficient causes that contain</w:t>
+              <w:t xml:space="preserve">Monotonicity therefore rules out every sufficient cause containing</w:t>
             </w:r>
             <w:r>
               <w:t xml:space="preserve"> </w:t>
@@ -32451,7 +33230,16 @@
               </m:r>
             </m:oMath>
             <w:r>
-              <w:t xml:space="preserve">.</w:t>
+              <w:t xml:space="preserve"> </w:t>
+            </w:r>
+            <w:r>
+              <w:t xml:space="preserve">that would leave some individual’s outcome preventable by treatment;</w:t>
+            </w:r>
+            <w:r>
+              <w:t xml:space="preserve"> </w:t>
+            </w:r>
+            <w:r>
+              <w:t xml:space="preserve">this is the sense in which such causes cannot be present.</w:t>
             </w:r>
           </w:p>
           <w:bookmarkEnd w:id="120"/>
@@ -33048,10 +33836,7 @@
         <w:t xml:space="preserve">Identification</w:t>
       </w:r>
       <w:r>
-        <w:t xml:space="preserve"> </w:t>
-      </w:r>
-      <w:r>
-        <w:t xml:space="preserve">requires exchangeability, positivity, and consistency for the joint treatment</w:t>
+        <w:t xml:space="preserve">: exchangeability, positivity, and consistency for the joint treatment</w:t>
       </w:r>
       <w:r>
         <w:t xml:space="preserve"> </w:t>
@@ -33083,7 +33868,10 @@
         </m:r>
       </m:oMath>
       <w:r>
-        <w:t xml:space="preserve">;</w:t>
+        <w:t xml:space="preserve"> </w:t>
+      </w:r>
+      <w:r>
+        <w:t xml:space="preserve">suffice;</w:t>
       </w:r>
       <w:r>
         <w:t xml:space="preserve"> </w:t>
@@ -33217,7 +34005,18 @@
         <w:t xml:space="preserve"> </w:t>
       </w:r>
       <w:r>
-        <w:t xml:space="preserve">appear in the same sufficient cause;</w:t>
+        <w:t xml:space="preserve">appear in the same sufficient cause that someone in the population can complete (</w:t>
+      </w:r>
+      <w:hyperlink w:anchor="def-sufficient-cause-interaction">
+        <w:r>
+          <w:rPr>
+            <w:rStyle w:val="Hyperlink"/>
+          </w:rPr>
+          <w:t xml:space="preserve">Definition 12</w:t>
+        </w:r>
+      </w:hyperlink>
+      <w:r>
+        <w:t xml:space="preserve">);</w:t>
       </w:r>
       <w:r>
         <w:t xml:space="preserve"> </w:t>
